--- a/web/src/main/resources/documents/description.docx
+++ b/web/src/main/resources/documents/description.docx
@@ -35,11 +35,16 @@
       <w:r>
         <w:t>{</w:t>
       </w:r>
+      <w:proofErr w:type="gramStart"/>
       <w:r>
         <w:t>OPENCDMP.PLAN</w:t>
       </w:r>
       <w:r>
-        <w:t>.TITLE}</w:t>
+        <w:t>.TITLE</w:t>
+      </w:r>
+      <w:proofErr w:type="gramEnd"/>
+      <w:r>
+        <w:t>}</w:t>
       </w:r>
       <w:r>
         <w:t>'</w:t>
@@ -68,6 +73,7 @@
       <w:r>
         <w:t>{</w:t>
       </w:r>
+      <w:proofErr w:type="gramStart"/>
       <w:r>
         <w:t>OPENCDMP</w:t>
       </w:r>
@@ -78,7 +84,11 @@
         <w:t>ESCRIPTION</w:t>
       </w:r>
       <w:r>
-        <w:t>.TITLE}</w:t>
+        <w:t>.TITLE</w:t>
+      </w:r>
+      <w:proofErr w:type="gramEnd"/>
+      <w:r>
+        <w:t>}</w:t>
       </w:r>
       <w:r>
         <w:t>'</w:t>
@@ -105,6 +115,7 @@
       <w:r>
         <w:t>{</w:t>
       </w:r>
+      <w:proofErr w:type="gramStart"/>
       <w:r>
         <w:t>OPENCDMP</w:t>
       </w:r>
@@ -117,6 +128,7 @@
       <w:r>
         <w:t>.DESCRIPTION</w:t>
       </w:r>
+      <w:proofErr w:type="gramEnd"/>
       <w:r>
         <w:t>}</w:t>
       </w:r>
@@ -184,7 +196,15 @@
           <w:sz w:val="34"/>
           <w:szCs w:val="34"/>
         </w:rPr>
-        <w:t>.RESEARCHERS}</w:t>
+        <w:t>.</w:t>
+      </w:r>
+      <w:proofErr w:type="gramStart"/>
+      <w:r>
+        <w:rPr>
+          <w:sz w:val="34"/>
+          <w:szCs w:val="34"/>
+        </w:rPr>
+        <w:t>RESEARCHERS}</w:t>
       </w:r>
       <w:r>
         <w:rPr>
@@ -193,6 +213,7 @@
         </w:rPr>
         <w:t>'</w:t>
       </w:r>
+      <w:proofErr w:type="gramEnd"/>
     </w:p>
     <w:p/>
     <w:p/>
@@ -224,7 +245,6 @@
               <w:bottom w:val="nil"/>
               <w:right w:val="nil"/>
             </w:tcBorders>
-            <w:shd w:val="clear" w:color="auto" w:fill="auto"/>
           </w:tcPr>
           <w:p>
             <w:pPr>
@@ -245,7 +265,6 @@
               <w:bottom w:val="nil"/>
               <w:right w:val="nil"/>
             </w:tcBorders>
-            <w:shd w:val="clear" w:color="auto" w:fill="auto"/>
           </w:tcPr>
           <w:p>
             <w:pPr>
@@ -271,43 +290,36 @@
               <w:bottom w:val="nil"/>
               <w:right w:val="nil"/>
             </w:tcBorders>
-            <w:shd w:val="clear" w:color="auto" w:fill="auto"/>
           </w:tcPr>
           <w:p>
             <w:pPr>
               <w:spacing w:after="0" w:line="240" w:lineRule="auto"/>
               <w:rPr>
                 <w:rFonts w:cstheme="minorHAnsi"/>
-                <w:sz w:val="36"/>
-                <w:szCs w:val="36"/>
+                <w:sz w:val="30"/>
+                <w:szCs w:val="30"/>
               </w:rPr>
             </w:pPr>
             <w:r>
-              <w:t>'</w:t>
+              <w:rPr>
+                <w:sz w:val="30"/>
+                <w:szCs w:val="30"/>
+              </w:rPr>
+              <w:t>'{OPENCDMP.PLAN-REFERENCE</w:t>
             </w:r>
             <w:r>
               <w:rPr>
-                <w:sz w:val="34"/>
-                <w:szCs w:val="34"/>
-              </w:rPr>
-              <w:t>{OPENCDMP.PLAN-REFERENCE</w:t>
-            </w:r>
-            <w:r>
-              <w:rPr>
-                <w:sz w:val="34"/>
-                <w:szCs w:val="34"/>
+                <w:sz w:val="30"/>
+                <w:szCs w:val="30"/>
               </w:rPr>
               <w:t>.</w:t>
             </w:r>
             <w:r>
               <w:rPr>
-                <w:sz w:val="34"/>
-                <w:szCs w:val="34"/>
+                <w:sz w:val="30"/>
+                <w:szCs w:val="30"/>
               </w:rPr>
-              <w:t>FUNDERS}</w:t>
-            </w:r>
-            <w:r>
-              <w:t>'</w:t>
+              <w:t>FUNDERS}'</w:t>
             </w:r>
           </w:p>
         </w:tc>
@@ -320,43 +332,43 @@
               <w:bottom w:val="nil"/>
               <w:right w:val="nil"/>
             </w:tcBorders>
-            <w:shd w:val="clear" w:color="auto" w:fill="auto"/>
           </w:tcPr>
           <w:p>
             <w:pPr>
               <w:spacing w:after="0" w:line="240" w:lineRule="auto"/>
               <w:rPr>
                 <w:rFonts w:cstheme="minorHAnsi"/>
-                <w:sz w:val="36"/>
-                <w:szCs w:val="36"/>
+                <w:sz w:val="30"/>
+                <w:szCs w:val="30"/>
               </w:rPr>
             </w:pPr>
             <w:r>
+              <w:rPr>
+                <w:sz w:val="30"/>
+                <w:szCs w:val="30"/>
+              </w:rPr>
               <w:t>'</w:t>
             </w:r>
             <w:r>
               <w:rPr>
-                <w:sz w:val="34"/>
-                <w:szCs w:val="34"/>
+                <w:sz w:val="30"/>
+                <w:szCs w:val="30"/>
               </w:rPr>
               <w:t>{OPENCDMP.PLAN-REFERENCE</w:t>
             </w:r>
             <w:r>
               <w:rPr>
-                <w:sz w:val="34"/>
-                <w:szCs w:val="34"/>
+                <w:sz w:val="30"/>
+                <w:szCs w:val="30"/>
               </w:rPr>
               <w:t>.</w:t>
             </w:r>
             <w:r>
               <w:rPr>
-                <w:sz w:val="34"/>
-                <w:szCs w:val="34"/>
+                <w:sz w:val="30"/>
+                <w:szCs w:val="30"/>
               </w:rPr>
-              <w:t>GRANTS}</w:t>
-            </w:r>
-            <w:r>
-              <w:t>'</w:t>
+              <w:t>GRANTS}'</w:t>
             </w:r>
           </w:p>
         </w:tc>
@@ -382,6 +394,31 @@
         <w:t>Description</w:t>
       </w:r>
     </w:p>
+    <w:p/>
+    <w:p>
+      <w:pPr>
+        <w:rPr>
+          <w:i/>
+        </w:rPr>
+      </w:pPr>
+      <w:r>
+        <w:t>'{</w:t>
+      </w:r>
+      <w:proofErr w:type="gramStart"/>
+      <w:r>
+        <w:t>OPENCDMP.</w:t>
+      </w:r>
+      <w:r>
+        <w:t>DESCRIPTION</w:t>
+      </w:r>
+      <w:r>
+        <w:t>.FORM</w:t>
+      </w:r>
+      <w:proofErr w:type="gramEnd"/>
+      <w:r>
+        <w:t>}'</w:t>
+      </w:r>
+    </w:p>
     <w:p>
       <w:pPr>
         <w:pStyle w:val="FrameContents"/>
@@ -406,10 +443,10 @@
           <w:noProof/>
         </w:rPr>
         <w:drawing>
-          <wp:inline distT="0" distB="0" distL="0" distR="0" wp14:anchorId="4A72C3C9" wp14:editId="2FCDDA93">
-            <wp:extent cx="1007110" cy="419100"/>
+          <wp:inline distT="0" distB="0" distL="0" distR="0" wp14:anchorId="194FBDB2" wp14:editId="21E84E3B">
+            <wp:extent cx="1664998" cy="482600"/>
             <wp:effectExtent l="0" t="0" r="0" b="0"/>
-            <wp:docPr id="1" name="Image1" descr="C:\Users\billmih\Downloads\argos-logo-new.png"/>
+            <wp:docPr id="1971389971" name="Picture 4" descr="A black and blue text&#10;&#10;AI-generated content may be incorrect."/>
             <wp:cNvGraphicFramePr>
               <a:graphicFrameLocks xmlns:a="http://schemas.openxmlformats.org/drawingml/2006/main" noChangeAspect="1"/>
             </wp:cNvGraphicFramePr>
@@ -417,13 +454,20 @@
               <a:graphicData uri="http://schemas.openxmlformats.org/drawingml/2006/picture">
                 <pic:pic xmlns:pic="http://schemas.openxmlformats.org/drawingml/2006/picture">
                   <pic:nvPicPr>
-                    <pic:cNvPr id="1" name="Image1" descr="C:\Users\billmih\Downloads\argos-logo-new.png"/>
+                    <pic:cNvPr id="1971389971" name="Picture 4" descr="A black and blue text&#10;&#10;AI-generated content may be incorrect."/>
                     <pic:cNvPicPr>
                       <a:picLocks noChangeAspect="1" noChangeArrowheads="1"/>
                     </pic:cNvPicPr>
                   </pic:nvPicPr>
                   <pic:blipFill>
-                    <a:blip r:embed="rId8"/>
+                    <a:blip r:embed="rId8" cstate="print">
+                      <a:extLst>
+                        <a:ext uri="{28A0092B-C50C-407E-A947-70E740481C1C}">
+                          <a14:useLocalDpi xmlns:a14="http://schemas.microsoft.com/office/drawing/2010/main" val="0"/>
+                        </a:ext>
+                      </a:extLst>
+                    </a:blip>
+                    <a:srcRect/>
                     <a:stretch>
                       <a:fillRect/>
                     </a:stretch>
@@ -431,11 +475,15 @@
                   <pic:spPr bwMode="auto">
                     <a:xfrm>
                       <a:off x="0" y="0"/>
-                      <a:ext cx="1007110" cy="419100"/>
+                      <a:ext cx="1802388" cy="522423"/>
                     </a:xfrm>
                     <a:prstGeom prst="rect">
                       <a:avLst/>
                     </a:prstGeom>
+                    <a:noFill/>
+                    <a:ln>
+                      <a:noFill/>
+                    </a:ln>
                   </pic:spPr>
                 </pic:pic>
               </a:graphicData>
@@ -529,6 +577,7 @@
       </w:rPr>
       <w:t>{</w:t>
     </w:r>
+    <w:proofErr w:type="gramStart"/>
     <w:r>
       <w:rPr>
         <w:rFonts w:ascii="PF Paperback Thin" w:hAnsi="PF Paperback Thin" w:cstheme="minorHAnsi"/>
@@ -559,7 +608,16 @@
         <w:sz w:val="20"/>
         <w:szCs w:val="20"/>
       </w:rPr>
-      <w:t>.TITLE}</w:t>
+      <w:t>.TITLE</w:t>
+    </w:r>
+    <w:proofErr w:type="gramEnd"/>
+    <w:r>
+      <w:rPr>
+        <w:rFonts w:ascii="PF Paperback Thin" w:hAnsi="PF Paperback Thin" w:cstheme="minorHAnsi"/>
+        <w:sz w:val="20"/>
+        <w:szCs w:val="20"/>
+      </w:rPr>
+      <w:t>}</w:t>
     </w:r>
     <w:r>
       <w:rPr>
@@ -593,6 +651,7 @@
       </w:rPr>
       <w:t>{</w:t>
     </w:r>
+    <w:proofErr w:type="gramStart"/>
     <w:r>
       <w:rPr>
         <w:rFonts w:ascii="PF Paperback Thin" w:hAnsi="PF Paperback Thin" w:cstheme="minorHAnsi"/>
@@ -607,7 +666,16 @@
         <w:sz w:val="20"/>
         <w:szCs w:val="20"/>
       </w:rPr>
-      <w:t>.TITLE}</w:t>
+      <w:t>.TITLE</w:t>
+    </w:r>
+    <w:proofErr w:type="gramEnd"/>
+    <w:r>
+      <w:rPr>
+        <w:rFonts w:ascii="PF Paperback Thin" w:hAnsi="PF Paperback Thin" w:cstheme="minorHAnsi"/>
+        <w:sz w:val="20"/>
+        <w:szCs w:val="20"/>
+      </w:rPr>
+      <w:t>}</w:t>
     </w:r>
     <w:r>
       <w:rPr>
@@ -681,6 +749,7 @@
       </w:rPr>
       <w:t>{</w:t>
     </w:r>
+    <w:proofErr w:type="gramStart"/>
     <w:r>
       <w:rPr>
         <w:rFonts w:ascii="PF Paperback Thin" w:hAnsi="PF Paperback Thin" w:cstheme="minorHAnsi"/>
@@ -711,7 +780,16 @@
         <w:sz w:val="20"/>
         <w:szCs w:val="20"/>
       </w:rPr>
-      <w:t>DEPOSIT-IDENTIFIERS</w:t>
+      <w:t>DEPOSIT</w:t>
+    </w:r>
+    <w:proofErr w:type="gramEnd"/>
+    <w:r>
+      <w:rPr>
+        <w:rFonts w:ascii="PF Paperback Thin" w:hAnsi="PF Paperback Thin" w:cstheme="minorHAnsi"/>
+        <w:sz w:val="20"/>
+        <w:szCs w:val="20"/>
+      </w:rPr>
+      <w:t>-IDENTIFIERS</w:t>
     </w:r>
     <w:r>
       <w:rPr>
@@ -753,6 +831,7 @@
       </w:rPr>
       <w:t>{</w:t>
     </w:r>
+    <w:proofErr w:type="gramStart"/>
     <w:r>
       <w:rPr>
         <w:rFonts w:ascii="PF Paperback Thin" w:hAnsi="PF Paperback Thin" w:cstheme="minorHAnsi"/>
@@ -775,7 +854,16 @@
         <w:sz w:val="20"/>
         <w:szCs w:val="20"/>
       </w:rPr>
-      <w:t>UPDATED-AT</w:t>
+      <w:t>UPDATED</w:t>
+    </w:r>
+    <w:proofErr w:type="gramEnd"/>
+    <w:r>
+      <w:rPr>
+        <w:rFonts w:ascii="PF Paperback Thin" w:hAnsi="PF Paperback Thin" w:cstheme="minorHAnsi"/>
+        <w:sz w:val="20"/>
+        <w:szCs w:val="20"/>
+      </w:rPr>
+      <w:t>-AT</w:t>
     </w:r>
     <w:r>
       <w:rPr>
